--- a/assets/templates/GiayDeNghiThanhToan.docx
+++ b/assets/templates/GiayDeNghiThanhToan.docx
@@ -484,6 +484,17 @@
           <w:lang w:val="vi-VN"/>
         </w:rPr>
         <w:t>…………………………</w:t>
+      </w:r>
+      <w:r>
+        <w:rPr>
+          <w:rFonts w:ascii="Times New Roman" w:eastAsia="Times New Roman" w:hAnsi="Times New Roman" w:cs="Times New Roman"/>
+          <w:i/>
+          <w:iCs/>
+          <w:sz w:val="24"/>
+          <w:szCs w:val="24"/>
+          <w:lang w:val="vi-VN"/>
+        </w:rPr>
+        <w:t xml:space="preserve"> </w:t>
       </w:r>
       <w:r>
         <w:rPr>
@@ -928,8 +939,8 @@
       </w:pPr>
     </w:p>
     <w:sectPr>
-      <w:headerReference w:type="default" r:id="rId7"/>
-      <w:footerReference w:type="default" r:id="rId8"/>
+      <w:headerReference w:type="default" r:id="rId6"/>
+      <w:footerReference w:type="default" r:id="rId7"/>
       <w:pgSz w:w="11906" w:h="16838"/>
       <w:pgMar w:top="1138" w:right="1138" w:bottom="1138" w:left="1411" w:header="720" w:footer="720" w:gutter="0"/>
       <w:pgNumType w:start="1"/>
